--- a/ky/discovery-articles/5.2 Кванттык механика.docx
+++ b/ky/discovery-articles/5.2 Кванттык механика.docx
@@ -4,511 +4,338 @@
   <w:body>
     <w:p>
       <w:pPr>
-        <w:keepNext/>
-        <w:spacing w:before="280" w:after="120"/>
+        <w:pStyle w:val="Title"/>
+        <w:widowControl/>
       </w:pPr>
       <w:r>
-        <w:rPr>
-          <w:rFonts w:ascii="Calibri" w:hAnsi="Calibri" w:eastAsia="Calibri"/>
-          <w:b/>
-          <w:i w:val="0"/>
-          <w:color w:val="004E8C"/>
-          <w:sz w:val="44"/>
-        </w:rPr>
         <w:t>5.2 Кванттык механика</w:t>
       </w:r>
     </w:p>
     <w:p>
       <w:pPr>
-        <w:spacing w:after="80"/>
+        <w:keepNext/>
+        <w:widowControl/>
       </w:pPr>
       <w:r>
         <w:rPr>
-          <w:rFonts w:ascii="Calibri" w:hAnsi="Calibri" w:eastAsia="Calibri"/>
-          <w:b w:val="0"/>
-          <w:i/>
-          <w:color w:val="505050"/>
-          <w:sz w:val="22"/>
+          <w:sz w:val="20"/>
         </w:rPr>
         <w:t>5. Физика, химия жана материалдар</w:t>
       </w:r>
     </w:p>
     <w:p>
       <w:pPr>
-        <w:spacing w:after="200"/>
+        <w:keepNext/>
+        <w:widowControl/>
       </w:pPr>
       <w:r>
         <w:rPr>
-          <w:rFonts w:ascii="Calibri" w:hAnsi="Calibri" w:eastAsia="Calibri"/>
-          <w:b w:val="0"/>
-          <w:i/>
-          <w:sz w:val="22"/>
+          <w:sz w:val="20"/>
         </w:rPr>
-        <w:t>Мезгил: 1900–1930-жылдар | Негизги өкүлдөр: Макс Планк; Нильс Бор; Вернер Гейзенберг; Эрвин Шрёдингер; Поль Дирак; Альберт Эйнштейн</w:t>
+        <w:t>Мезгил: 1900–1930-жылдар | Негизги салым кошкондор: Макс Планк; Нильс Бор; Вернер Гейзенберг; Эрвин Шрёдингер; Поль Дирак; Альберт Эйнштейн</w:t>
       </w:r>
     </w:p>
     <w:p>
       <w:pPr>
-        <w:spacing w:after="160" w:line="276" w:lineRule="auto"/>
+        <w:widowControl/>
       </w:pPr>
       <w:r>
-        <w:rPr>
-          <w:rFonts w:ascii="Calibri" w:hAnsi="Calibri" w:eastAsia="Calibri"/>
-          <w:b w:val="0"/>
-          <w:i w:val="0"/>
-          <w:sz w:val="22"/>
-        </w:rPr>
-        <w:t>Кванттык механика атомдордун, электрондордун жана жарыктын кандай жүрүм-турумда болорун түшүндүрөт. Анын мыйзамдары адаттан тыш көрүнгөнү менен, тажрыйбалар аларды өзгөчө жогорку тактыкта ырастайт; азыркы электроника да дал ушул мыйзамдарга таянат.</w:t>
+        <w:t>Кванттык механика атомдордун, электрондордун жана жарыктын өтө майда деңгээлдеги жүрүм-турумун түшүндүрөт. Эрежелери таң калычтуу көрүнсө да, тажрыйбалар аларды өзгөчө тактыкта тастыктайт. Азыркы электроника ушул эрежелерге таянат.</w:t>
       </w:r>
     </w:p>
     <w:p>
       <w:pPr>
-        <w:keepNext/>
-        <w:spacing w:before="240" w:after="120"/>
+        <w:pStyle w:val="Heading1"/>
+        <w:widowControl/>
       </w:pPr>
       <w:r>
-        <w:rPr>
-          <w:rFonts w:ascii="Calibri" w:hAnsi="Calibri" w:eastAsia="Calibri"/>
-          <w:b/>
-          <w:i w:val="0"/>
-          <w:color w:val="004E8C"/>
-          <w:sz w:val="28"/>
-        </w:rPr>
-        <w:t>Негизги фактылар</w:t>
+        <w:t>Негизги маалыматтар</w:t>
       </w:r>
     </w:p>
     <w:p>
       <w:pPr>
         <w:pStyle w:val="ListBullet"/>
+        <w:widowControl/>
       </w:pPr>
       <w:r>
-        <w:rPr>
-          <w:rFonts w:ascii="Calibri" w:hAnsi="Calibri" w:eastAsia="Calibri"/>
-          <w:b w:val="0"/>
-          <w:i w:val="0"/>
-          <w:sz w:val="22"/>
-        </w:rPr>
-        <w:t>Макс Планк жылуулук нурлануусун түшүндүрүү үчүн 1900-жылы энергия кванттары түшүнүгүн киргизген</w:t>
+        <w:t>Макс Планк 1900-жылы жылуулук нурлануусун түшүндүрүү үчүн энергия кванттарын киргизген.</w:t>
       </w:r>
     </w:p>
     <w:p>
       <w:pPr>
         <w:pStyle w:val="ListBullet"/>
+        <w:widowControl/>
       </w:pPr>
       <w:r>
-        <w:rPr>
-          <w:rFonts w:ascii="Calibri" w:hAnsi="Calibri" w:eastAsia="Calibri"/>
-          <w:b w:val="0"/>
-          <w:i w:val="0"/>
-          <w:sz w:val="22"/>
-        </w:rPr>
-        <w:t>Эйнштейн фотоэффектти түшүндүрүү үчүн 1905-жылы жарыкты фотондордон турган агым катары караган</w:t>
+        <w:t>Эйнштейн 1905-жылы фотоэлектрдик эффектти түшүндүрүүдө жарыкты кийин фотон аталган бөлүктөр катары караган.</w:t>
       </w:r>
     </w:p>
     <w:p>
       <w:pPr>
         <w:pStyle w:val="ListBullet"/>
+        <w:widowControl/>
       </w:pPr>
       <w:r>
-        <w:rPr>
-          <w:rFonts w:ascii="Calibri" w:hAnsi="Calibri" w:eastAsia="Calibri"/>
-          <w:b w:val="0"/>
-          <w:i w:val="0"/>
-          <w:sz w:val="22"/>
-        </w:rPr>
-        <w:t>Бор, Гейзенберг, Шрёдингер жана башка окумуштуулар 1920-жылдары атомдун кванттык теориясын түзүшкөн</w:t>
+        <w:t>Бор, Гейзенберг, Шрёдингер жана башкалар 1920-жылдары атом теориясын курган.</w:t>
       </w:r>
     </w:p>
     <w:p>
       <w:pPr>
         <w:pStyle w:val="ListBullet"/>
+        <w:widowControl/>
       </w:pPr>
       <w:r>
-        <w:rPr>
-          <w:rFonts w:ascii="Calibri" w:hAnsi="Calibri" w:eastAsia="Calibri"/>
-          <w:b w:val="0"/>
-          <w:i w:val="0"/>
-          <w:sz w:val="22"/>
-        </w:rPr>
-        <w:t>Аныксыздык принциби айрым жуп касиеттерди бир учурда канчалык так билүүгө болорун чектейт</w:t>
+        <w:t>Аныксыздык принциби айрым жуп касиеттерди бирге канчалык так билүүгө болорун чектейт.</w:t>
       </w:r>
     </w:p>
     <w:p>
       <w:pPr>
         <w:pStyle w:val="ListBullet"/>
+        <w:widowControl/>
       </w:pPr>
       <w:r>
-        <w:rPr>
-          <w:rFonts w:ascii="Calibri" w:hAnsi="Calibri" w:eastAsia="Calibri"/>
-          <w:b w:val="0"/>
-          <w:i w:val="0"/>
-          <w:sz w:val="22"/>
-        </w:rPr>
-        <w:t>Транзисторлор, лазерлер жана магниттик-резонанстык томография кванттык кубулуштарга таянат</w:t>
+        <w:t>Транзистор, лазер жана магниттик-резонанстык томография кванттык кубулуштарга таянат.</w:t>
       </w:r>
     </w:p>
     <w:p>
       <w:pPr>
-        <w:keepNext/>
-        <w:spacing w:before="240" w:after="120"/>
+        <w:pStyle w:val="Heading1"/>
+        <w:widowControl/>
       </w:pPr>
       <w:r>
-        <w:rPr>
-          <w:rFonts w:ascii="Calibri" w:hAnsi="Calibri" w:eastAsia="Calibri"/>
-          <w:b/>
-          <w:i w:val="0"/>
-          <w:color w:val="004E8C"/>
-          <w:sz w:val="28"/>
-        </w:rPr>
-        <w:t>Бул эмне</w:t>
+        <w:t>Бул эмне?</w:t>
       </w:r>
     </w:p>
     <w:p>
       <w:pPr>
-        <w:spacing w:after="160" w:line="276" w:lineRule="auto"/>
+        <w:widowControl/>
       </w:pPr>
       <w:r>
-        <w:rPr>
-          <w:rFonts w:ascii="Calibri" w:hAnsi="Calibri" w:eastAsia="Calibri"/>
-          <w:b w:val="0"/>
-          <w:i w:val="0"/>
-          <w:sz w:val="22"/>
-        </w:rPr>
-        <w:t>Кванттык механика — атом, электрон жана жарык бөлүкчөлөрү сыяктуу өтө майда дүйнөнүн физикасы. Квант деп энергиянын белгилүү бир өлчөмдөгү үлүшү аталат. Электрон толкун сыяктуу мейкиндикке жайыла алат, бирок детектордо жалгыз бөлүкчө катары катталат. Теория бөлүкчөнүн бир гана так жолун эмес, ар бир мүмкүн болгон натыйжанын ыктымалдыгын эсептейт.</w:t>
+        <w:t>Кванттык механика атом, электрон жана жарык бөлүкчөсү сыяктуу өтө майда нерселердин физикасы. Квант энергия каалагандай майда бөлүнө берген үзгүлтүксүз агым эмес, өзүнчө үлүш болуп берилерин билдирет. Электрон жүргөндө толкундай жайылышы мүмкүн, бирок детекторго бир бөлүкчө катары келет. Теория бир гана сөзсүз жолду убада кылбайт. Ал мүмкүн болгон ар бир натыйжанын ыктымалдыгын эсептейт, жана ошол ыктымалдыктар тажрыйбага таң каларлык так дал келет.</w:t>
       </w:r>
     </w:p>
     <w:p>
       <w:pPr>
-        <w:keepNext/>
-        <w:spacing w:before="240" w:after="120"/>
+        <w:pStyle w:val="Heading1"/>
+        <w:widowControl/>
       </w:pPr>
       <w:r>
-        <w:rPr>
-          <w:rFonts w:ascii="Calibri" w:hAnsi="Calibri" w:eastAsia="Calibri"/>
-          <w:b/>
-          <w:i w:val="0"/>
-          <w:color w:val="004E8C"/>
-          <w:sz w:val="28"/>
-        </w:rPr>
-        <w:t>Аны ким ачкан же ойлоп тапкан</w:t>
+        <w:t xml:space="preserve">Ким ойлоп тапкан</w:t>
       </w:r>
     </w:p>
     <w:p>
       <w:pPr>
-        <w:spacing w:after="160" w:line="276" w:lineRule="auto"/>
+        <w:widowControl/>
       </w:pPr>
       <w:r>
-        <w:rPr>
-          <w:rFonts w:ascii="Calibri" w:hAnsi="Calibri" w:eastAsia="Calibri"/>
-          <w:b w:val="0"/>
-          <w:i w:val="0"/>
-          <w:sz w:val="22"/>
-        </w:rPr>
-        <w:t>Кванттык механиканы бир эле адам ойлоп тапкан эмес. Макс Планк 1900-жылы энергия өзүнчө үлүштөр менен тарайт деген ойду сунуштаган. Альберт Эйнштейн кийин фотон деп аталган жарык үлүштөрү металлдан электрондорду кантип бөлүп чыгарарын түшүндүргөн. 1920-жылдары Нильс Бор, Вернер Гейзенберг, Эрвин Шрёдингер, Макс Борн, Поль Дирак жана башка физиктер ушул алгачкы табылгаларды толук кандуу теорияга айлантышкан.</w:t>
+        <w:t>Кванттык механиканы бир адам ойлоп тапкан эмес. Макс Планк 1900-жылы ысык нерсе кантип нурланарын түшүндүрүү үчүн энергия үлүштөрүн сунуштаган. Альберт Эйнштейн жарык металлдан электрон чыгара алган фотоэлектрдик эффектти кийин фотон аталган жарык үлүштөрү менен түшүндүргөн. 1920-жылдары Нильс Бор, Вернер Гейзенберг, Эрвин Шрёдингер, Макс Борн, Поль Дирак жана башкалар бул белгилерди толук теорияга айландырган.</w:t>
       </w:r>
     </w:p>
     <w:p>
       <w:pPr>
-        <w:keepNext/>
-        <w:spacing w:before="240" w:after="120"/>
+        <w:pStyle w:val="Heading1"/>
+        <w:widowControl/>
       </w:pPr>
       <w:r>
-        <w:rPr>
-          <w:rFonts w:ascii="Calibri" w:hAnsi="Calibri" w:eastAsia="Calibri"/>
-          <w:b/>
-          <w:i w:val="0"/>
-          <w:color w:val="004E8C"/>
-          <w:sz w:val="28"/>
-        </w:rPr>
-        <w:t>Качан жана кантип пайда болгон</w:t>
+        <w:t>Качан жана кантип пайда болгон?</w:t>
       </w:r>
     </w:p>
     <w:p>
       <w:pPr>
-        <w:spacing w:after="160" w:line="276" w:lineRule="auto"/>
+        <w:widowControl/>
       </w:pPr>
       <w:r>
-        <w:rPr>
-          <w:rFonts w:ascii="Calibri" w:hAnsi="Calibri" w:eastAsia="Calibri"/>
-          <w:b w:val="0"/>
-          <w:i w:val="0"/>
-          <w:sz w:val="22"/>
-        </w:rPr>
-        <w:t>Классикалык физика атомдор чыгарган жарыктын түстөрүн, ысыган нерселердин жаркырашын жана фотоэффектти түшүндүрө алган эмес. Так тажрыйбалар бул кемчиликтерди даана көрсөттү. 1927-жылга карата кванттык механиканын математикалык негизи дээрлик толук түзүлгөн. Окумуштуулар теориянын маңызы тууралуу талаша беришкени менен, тажрыйбалар анын божомолдорун кайра-кайра ырастаган.</w:t>
+        <w:t>Эски физика атомдон чыккан жарыктын түстөрүн, ысык нерсенин нурлануусун же фотоэлектрдик эффектти түшүндүрө алган эмес. Жакшырган тажрыйбалар боштуктарды ачкан. 1927-жылга карата математикалык негиздин көбү даяр болгон. Физиктер анын маанисин ар башка чечмелесе да, тажрыйба божомолдорду тастыктоону уланткан.</w:t>
       </w:r>
     </w:p>
     <w:p>
       <w:pPr>
-        <w:keepNext/>
-        <w:spacing w:before="240" w:after="120"/>
+        <w:pStyle w:val="Heading1"/>
+        <w:widowControl/>
       </w:pPr>
       <w:r>
-        <w:rPr>
-          <w:rFonts w:ascii="Calibri" w:hAnsi="Calibri" w:eastAsia="Calibri"/>
-          <w:b/>
-          <w:i w:val="0"/>
-          <w:color w:val="004E8C"/>
-          <w:sz w:val="28"/>
-        </w:rPr>
-        <w:t>Илимий жактан мааниси</w:t>
+        <w:t>Илим үчүн мааниси</w:t>
       </w:r>
     </w:p>
     <w:p>
       <w:pPr>
-        <w:spacing w:after="160" w:line="276" w:lineRule="auto"/>
+        <w:widowControl/>
       </w:pPr>
       <w:r>
-        <w:rPr>
-          <w:rFonts w:ascii="Calibri" w:hAnsi="Calibri" w:eastAsia="Calibri"/>
-          <w:b w:val="0"/>
-          <w:i w:val="0"/>
-          <w:sz w:val="22"/>
-        </w:rPr>
-        <w:t>Кванттык механика атомдор эмне үчүн туруктуу экенин, химиялык байланыштар кантип түзүлөрүн жана материалдар электр тогун эмне себептен ар башка өткөрөрүн түшүндүрдү. Гейзенбергдин аныксыздык принцибине ылайык, бөлүкчөнүн орду менен импульсу сыяктуу айрым жуп касиеттер бир учурда абсолюттук так мааниге ээ боло албайт. Бул өлчөөчү аспаптын кемчилиги эмес, ошол масштабдагы жаратылыштын өзгөчөлүгү.</w:t>
+        <w:t>Теория атом эмне үчүн туруктуу экенин, химиялык байланыш кантип түзүлөрүн жана материал эмне үчүн электрди ар башкача өткөрөрүн түшүндүргөн. Гейзенбергдин аныксыздык принцибине ылайык, айрым жуп касиеттер — мисалы, орун жана белгилүү багыттагы кыймыл өлчөмү болгон импульс — бир учурда толук так мааниге ээ боло албайт. Бул начар өлчөгүчтүн кемчилиги эле эмес, ушул масштабдагы табияттын өзгөчөлүгү.</w:t>
       </w:r>
     </w:p>
     <w:p>
       <w:pPr>
-        <w:keepNext/>
-        <w:spacing w:before="240" w:after="120"/>
+        <w:pStyle w:val="Heading1"/>
+        <w:widowControl/>
       </w:pPr>
       <w:r>
-        <w:rPr>
-          <w:rFonts w:ascii="Calibri" w:hAnsi="Calibri" w:eastAsia="Calibri"/>
-          <w:b/>
-          <w:i w:val="0"/>
-          <w:color w:val="004E8C"/>
-          <w:sz w:val="28"/>
-        </w:rPr>
-        <w:t>Кийинки өнүгүүлөргө тийгизген таасири</w:t>
+        <w:t>Кийинки өнүгүүгө тийгизген таасири</w:t>
       </w:r>
     </w:p>
     <w:p>
       <w:pPr>
-        <w:spacing w:after="160" w:line="276" w:lineRule="auto"/>
+        <w:widowControl/>
       </w:pPr>
       <w:r>
-        <w:rPr>
-          <w:rFonts w:ascii="Calibri" w:hAnsi="Calibri" w:eastAsia="Calibri"/>
-          <w:b w:val="0"/>
-          <w:i w:val="0"/>
-          <w:sz w:val="22"/>
-        </w:rPr>
-        <w:t>Инженерлер кванттык мыйзамдардын негизинде транзисторлорду, лазерлерди, атомдук сааттарды, магниттик-резонанстык томографтарды жана электрондук микроскопторду түзүштү. Дары-дармек менен жаңы материалдарды долбоорлоодо колдонулган компьютердик моделдер да ушул теорияга таянат. Кванттык эсептөө жана кванттык криптография — бул мыйзамдарды түздөн-түз пайдаланууга багытталган жаңы тармактар.</w:t>
+        <w:t>Инженерлер кванттык эрежелер менен транзистор, лазер, атомдук саат, магниттик-резонанстык томография — МРТ — сканери жана электрондук микроскоп жасаган. Алар дары жана материал долбоорлоочу компьютердик моделдерге да багыт берет. Кванттык эсептөө менен кванттык криптография, башкача айтканда маалыматты коргоо, бул эрежелерди түз колдонууга болгон кийинки аракеттер.</w:t>
       </w:r>
     </w:p>
     <w:p>
       <w:pPr>
-        <w:keepNext/>
-        <w:spacing w:before="240" w:after="120"/>
+        <w:pStyle w:val="Heading1"/>
+        <w:widowControl/>
       </w:pPr>
       <w:r>
-        <w:rPr>
-          <w:rFonts w:ascii="Calibri" w:hAnsi="Calibri" w:eastAsia="Calibri"/>
-          <w:b/>
-          <w:i w:val="0"/>
-          <w:color w:val="004E8C"/>
-          <w:sz w:val="28"/>
-        </w:rPr>
-        <w:t>Адамдардын жашоосун кантип өзгөрткөн</w:t>
+        <w:t>Адамдардын жашоосун кантип өзгөрткөн?</w:t>
       </w:r>
     </w:p>
     <w:p>
       <w:pPr>
-        <w:spacing w:after="160" w:line="276" w:lineRule="auto"/>
+        <w:widowControl/>
       </w:pPr>
       <w:r>
-        <w:rPr>
-          <w:rFonts w:ascii="Calibri" w:hAnsi="Calibri" w:eastAsia="Calibri"/>
-          <w:b w:val="0"/>
-          <w:i w:val="0"/>
-          <w:sz w:val="22"/>
-        </w:rPr>
-        <w:t>Кванттык механика телефондордун, компьютерлердин, жарык чыгаруучу диоддуу чырактардын жана медициналык сканерлердин ичинде көзгө көрүнбөй иштеп турат. Ал имараттын пайдубалы сыяктуу: колдонуучу байкабаса да, күнүмдүк санарип жашоо ошого таянат. «Кванттык» деген сөз жарнамада көп учурда орунсуз колдонулат, ал эми чыныгы кванттык илим — так жана миң ирет текшерилген теория.</w:t>
+        <w:t>Кванттык механика телефон, компьютер, жарык чыгаруучу диод — LED — лампасы жана медициналык сканердин ичинде билинбей иштейт. Ал имараттын пайдубалы сыяктуу: колдонуучу көрбөсө да, санарип жашоо ага таянат. Жарнамада «кванттык» сөзү көп туура эмес колдонулат, бирок чыныгы илим так жана кеңири текшерилген.</w:t>
       </w:r>
     </w:p>
     <w:p>
       <w:pPr>
-        <w:keepNext/>
-        <w:spacing w:before="240" w:after="120"/>
+        <w:pStyle w:val="Heading1"/>
+        <w:widowControl/>
       </w:pPr>
       <w:r>
-        <w:rPr>
-          <w:rFonts w:ascii="Calibri" w:hAnsi="Calibri" w:eastAsia="Calibri"/>
-          <w:b/>
-          <w:i w:val="0"/>
-          <w:color w:val="004E8C"/>
-          <w:sz w:val="28"/>
-        </w:rPr>
-        <w:t>Булактар жана шилтемелер</w:t>
+        <w:t>Булактар жана кошумча окуу</w:t>
       </w:r>
     </w:p>
     <w:p>
       <w:pPr>
-        <w:keepNext/>
-        <w:spacing w:before="240" w:after="120"/>
+        <w:pStyle w:val="Heading2"/>
+        <w:widowControl/>
       </w:pPr>
       <w:r>
         <w:rPr>
-          <w:rFonts w:ascii="Calibri" w:hAnsi="Calibri" w:eastAsia="Calibri"/>
-          <w:b/>
-          <w:i w:val="0"/>
-          <w:color w:val="004E8C"/>
-          <w:sz w:val="24"/>
+          <w:sz w:val="20"/>
         </w:rPr>
-        <w:t>A. Китептер жана негизги илимий эмгектер</w:t>
+        <w:t>Китептер жана негизги илимий эмгектер</w:t>
       </w:r>
     </w:p>
     <w:p>
       <w:pPr>
-        <w:spacing w:after="80"/>
-        <w:ind w:left="360"/>
+        <w:widowControl/>
       </w:pPr>
       <w:r>
         <w:rPr>
-          <w:rFonts w:ascii="Calibri" w:hAnsi="Calibri" w:eastAsia="Calibri"/>
-          <w:b w:val="0"/>
-          <w:i w:val="0"/>
-          <w:sz w:val="22"/>
+          <w:sz w:val="20"/>
         </w:rPr>
         <w:t>1. Feynman, Richard P., Robert B. Leighton, and Matthew Sands. The Feynman Lectures on Physics, Vol. III. Addison-Wesley, 1965.</w:t>
       </w:r>
     </w:p>
     <w:p>
       <w:pPr>
-        <w:keepNext/>
-        <w:spacing w:before="240" w:after="120"/>
+        <w:pStyle w:val="Heading2"/>
+        <w:widowControl/>
       </w:pPr>
       <w:r>
         <w:rPr>
-          <w:rFonts w:ascii="Calibri" w:hAnsi="Calibri" w:eastAsia="Calibri"/>
-          <w:b/>
-          <w:i w:val="0"/>
-          <w:color w:val="004E8C"/>
-          <w:sz w:val="24"/>
+          <w:sz w:val="20"/>
         </w:rPr>
-        <w:t>C. Мекемелердин материалдары жана энциклопедиялык булактар</w:t>
+        <w:t>Уюмдардын жана энциклопедиялардын материалдары</w:t>
       </w:r>
     </w:p>
     <w:p>
       <w:pPr>
-        <w:spacing w:after="80"/>
-        <w:ind w:left="360"/>
+        <w:widowControl/>
       </w:pPr>
       <w:r>
         <w:rPr>
-          <w:rFonts w:ascii="Calibri" w:hAnsi="Calibri" w:eastAsia="Calibri"/>
-          <w:b w:val="0"/>
-          <w:i w:val="0"/>
-          <w:sz w:val="22"/>
+          <w:sz w:val="20"/>
         </w:rPr>
-        <w:t>1. Encyclopaedia Britannica. «Кванттык механика».</w:t>
-      </w:r>
-      <w:r>
-        <w:rPr>
-          <w:rFonts w:ascii="Calibri" w:hAnsi="Calibri" w:eastAsia="Calibri"/>
-          <w:b w:val="0"/>
-          <w:i w:val="0"/>
-          <w:sz w:val="22"/>
-        </w:rPr>
-        <w:t xml:space="preserve"> </w:t>
+        <w:t xml:space="preserve">1. Encyclopaedia Britannica. 'Quantum mechanics.' </w:t>
       </w:r>
       <w:hyperlink r:id="rId9">
         <w:r>
           <w:rPr>
-            <w:rFonts w:ascii="Calibri" w:hAnsi="Calibri" w:eastAsia="Calibri"/>
-            <w:b w:val="0"/>
-            <w:i w:val="0"/>
-            <w:sz w:val="22"/>
-            <w:color w:val="0563C1"/>
-            <w:u w:val="single"/>
+            <w:sz w:val="20"/>
           </w:rPr>
           <w:t>https://www.britannica.com/science/quantum-mechanics-physics</w:t>
         </w:r>
       </w:hyperlink>
+      <w:r>
+        <w:rPr>
+          <w:sz w:val="20"/>
+        </w:rPr>
+      </w:r>
     </w:p>
     <w:p>
       <w:pPr>
-        <w:spacing w:after="80"/>
-        <w:ind w:left="360"/>
+        <w:widowControl/>
       </w:pPr>
       <w:r>
         <w:rPr>
-          <w:rFonts w:ascii="Calibri" w:hAnsi="Calibri" w:eastAsia="Calibri"/>
-          <w:b w:val="0"/>
-          <w:i w:val="0"/>
-          <w:sz w:val="22"/>
+          <w:sz w:val="20"/>
         </w:rPr>
-        <w:t>2. Stanford Encyclopedia of Philosophy. «Кванттык механика».</w:t>
-      </w:r>
-      <w:r>
-        <w:rPr>
-          <w:rFonts w:ascii="Calibri" w:hAnsi="Calibri" w:eastAsia="Calibri"/>
-          <w:b w:val="0"/>
-          <w:i w:val="0"/>
-          <w:sz w:val="22"/>
-        </w:rPr>
-        <w:t xml:space="preserve"> </w:t>
+        <w:t xml:space="preserve">2. Stanford Encyclopedia of Philosophy. 'Quantum Mechanics.' </w:t>
       </w:r>
       <w:hyperlink r:id="rId10">
         <w:r>
           <w:rPr>
-            <w:rFonts w:ascii="Calibri" w:hAnsi="Calibri" w:eastAsia="Calibri"/>
-            <w:b w:val="0"/>
-            <w:i w:val="0"/>
-            <w:sz w:val="22"/>
-            <w:color w:val="0563C1"/>
-            <w:u w:val="single"/>
+            <w:sz w:val="20"/>
           </w:rPr>
           <w:t>https://plato.stanford.edu/entries/qm/</w:t>
         </w:r>
       </w:hyperlink>
+      <w:r>
+        <w:rPr>
+          <w:sz w:val="20"/>
+        </w:rPr>
+      </w:r>
     </w:p>
     <w:p>
       <w:pPr>
-        <w:spacing w:after="80"/>
-        <w:ind w:left="360"/>
+        <w:widowControl/>
       </w:pPr>
       <w:r>
         <w:rPr>
-          <w:rFonts w:ascii="Calibri" w:hAnsi="Calibri" w:eastAsia="Calibri"/>
-          <w:b w:val="0"/>
-          <w:i w:val="0"/>
-          <w:sz w:val="22"/>
+          <w:sz w:val="20"/>
         </w:rPr>
-        <w:t>3. Nobel Prize. «Кванттык доор».</w:t>
-      </w:r>
-      <w:r>
-        <w:rPr>
-          <w:rFonts w:ascii="Calibri" w:hAnsi="Calibri" w:eastAsia="Calibri"/>
-          <w:b w:val="0"/>
-          <w:i w:val="0"/>
-          <w:sz w:val="22"/>
-        </w:rPr>
-        <w:t xml:space="preserve"> </w:t>
+        <w:t xml:space="preserve">3. Nobel Prize. 'The Quantum Age.' </w:t>
       </w:r>
       <w:hyperlink r:id="rId11">
         <w:r>
           <w:rPr>
-            <w:rFonts w:ascii="Calibri" w:hAnsi="Calibri" w:eastAsia="Calibri"/>
-            <w:b w:val="0"/>
-            <w:i w:val="0"/>
-            <w:sz w:val="22"/>
-            <w:color w:val="0563C1"/>
-            <w:u w:val="single"/>
+            <w:sz w:val="20"/>
           </w:rPr>
           <w:t>https://www.nobelprize.org/prizes/themes/the-quantum-age/</w:t>
         </w:r>
       </w:hyperlink>
+      <w:r>
+        <w:rPr>
+          <w:sz w:val="20"/>
+        </w:rPr>
+      </w:r>
     </w:p>
     <w:sectPr>
-      <w:pgSz w:w="12240" w:h="15840"/>
-      <w:pgMar w:top="1296" w:right="1440" w:bottom="1296" w:left="1440" w:header="720" w:footer="720" w:gutter="0"/>
+      <w:footerReference w:type="default" r:id="rId12"/>
+      <w:pgSz w:w="11906" w:h="16838"/>
+      <w:pgMar w:top="1020" w:right="1134" w:bottom="1020" w:left="1134" w:header="720" w:footer="720" w:gutter="0"/>
       <w:cols w:space="720"/>
       <w:docGrid w:linePitch="360"/>
     </w:sectPr>
   </w:body>
 </w:document>
+</file>
+
+<file path=word/footer1.xml><?xml version="1.0" encoding="utf-8"?>
+<w:ftr xmlns:m="http://schemas.openxmlformats.org/officeDocument/2006/math" xmlns:mc="http://schemas.openxmlformats.org/markup-compatibility/2006" xmlns:mo="http://schemas.microsoft.com/office/mac/office/2008/main" xmlns:mv="urn:schemas-microsoft-com:mac:vml" xmlns:o="urn:schemas-microsoft-com:office:office" xmlns:r="http://schemas.openxmlformats.org/officeDocument/2006/relationships" xmlns:v="urn:schemas-microsoft-com:vml" xmlns:w10="urn:schemas-microsoft-com:office:word" xmlns:w14="http://schemas.microsoft.com/office/word/2010/wordml" xmlns:w="http://schemas.openxmlformats.org/wordprocessingml/2006/main" xmlns:wne="http://schemas.microsoft.com/office/word/2006/wordml" xmlns:wp14="http://schemas.microsoft.com/office/word/2010/wordprocessingDrawing" xmlns:wp="http://schemas.openxmlformats.org/drawingml/2006/wordprocessingDrawing" xmlns:wpc="http://schemas.microsoft.com/office/word/2010/wordprocessingCanvas" xmlns:wpg="http://schemas.microsoft.com/office/word/2010/wordprocessingGroup" xmlns:wpi="http://schemas.microsoft.com/office/word/2010/wordprocessingInk" xmlns:wps="http://schemas.microsoft.com/office/word/2010/wordprocessingShape" mc:Ignorable="w14 wp14">
+  <w:p>
+    <w:pPr>
+      <w:pStyle w:val="Footer"/>
+      <w:jc w:val="right"/>
+    </w:pPr>
+    <w:fldSimple w:instr="PAGE"/>
+  </w:p>
+</w:ftr>
 </file>
 
 <file path=word/numbering.xml><?xml version="1.0" encoding="utf-8"?>
@@ -719,7 +546,7 @@
   <w:docDefaults>
     <w:rPrDefault>
       <w:rPr>
-        <w:rFonts w:asciiTheme="minorHAnsi" w:eastAsiaTheme="minorEastAsia" w:hAnsiTheme="minorHAnsi" w:cstheme="minorBidi"/>
+        <w:rFonts/>
         <w:sz w:val="22"/>
         <w:szCs w:val="22"/>
         <w:lang w:val="en-US" w:eastAsia="en-US" w:bidi="ar-SA"/>
@@ -874,6 +701,15 @@
     <w:name w:val="Normal"/>
     <w:qFormat/>
     <w:rsid w:val="00FC693F"/>
+    <w:pPr>
+      <w:spacing w:after="120" w:line="259" w:lineRule="auto"/>
+    </w:pPr>
+    <w:rPr>
+      <w:rFonts w:ascii="Times New Roman" w:hAnsi="Times New Roman"/>
+      <w:color w:val="000000"/>
+      <w:sz w:val="24"/>
+      <w:lang w:val="ky-KG"/>
+    </w:rPr>
   </w:style>
   <w:style w:type="paragraph" w:styleId="Header">
     <w:name w:val="header"/>
@@ -930,16 +766,17 @@
     <w:pPr>
       <w:keepNext/>
       <w:keepLines/>
-      <w:spacing w:before="480" w:after="0"/>
+      <w:spacing w:before="480" w:after="120" w:line="259" w:lineRule="auto"/>
       <w:outlineLvl w:val="0"/>
     </w:pPr>
     <w:rPr>
-      <w:rFonts w:asciiTheme="majorHAnsi" w:eastAsiaTheme="majorEastAsia" w:hAnsiTheme="majorHAnsi" w:cstheme="majorBidi"/>
+      <w:rFonts w:ascii="Times New Roman" w:hAnsi="Times New Roman"/>
       <w:b/>
       <w:bCs/>
-      <w:color w:val="365F91" w:themeColor="accent1" w:themeShade="BF"/>
-      <w:sz w:val="28"/>
+      <w:color w:val="000000"/>
+      <w:sz w:val="26"/>
       <w:szCs w:val="28"/>
+      <w:lang w:val="ky-KG"/>
     </w:rPr>
   </w:style>
   <w:style w:type="paragraph" w:styleId="Heading2">
@@ -954,16 +791,17 @@
     <w:pPr>
       <w:keepNext/>
       <w:keepLines/>
-      <w:spacing w:before="200" w:after="0"/>
+      <w:spacing w:before="200" w:after="120" w:line="259" w:lineRule="auto"/>
       <w:outlineLvl w:val="1"/>
     </w:pPr>
     <w:rPr>
-      <w:rFonts w:asciiTheme="majorHAnsi" w:eastAsiaTheme="majorEastAsia" w:hAnsiTheme="majorHAnsi" w:cstheme="majorBidi"/>
+      <w:rFonts w:ascii="Times New Roman" w:hAnsi="Times New Roman"/>
       <w:b/>
       <w:bCs/>
-      <w:color w:val="4F81BD" w:themeColor="accent1"/>
+      <w:color w:val="000000"/>
       <w:sz w:val="26"/>
       <w:szCs w:val="26"/>
+      <w:lang w:val="ky-KG"/>
     </w:rPr>
   </w:style>
   <w:style w:type="paragraph" w:styleId="Heading3">
@@ -982,7 +820,7 @@
       <w:outlineLvl w:val="2"/>
     </w:pPr>
     <w:rPr>
-      <w:rFonts w:asciiTheme="majorHAnsi" w:eastAsiaTheme="majorEastAsia" w:hAnsiTheme="majorHAnsi" w:cstheme="majorBidi"/>
+      <w:rFonts/>
       <w:b/>
       <w:bCs/>
       <w:color w:val="4F81BD" w:themeColor="accent1"/>
@@ -1005,7 +843,7 @@
       <w:outlineLvl w:val="3"/>
     </w:pPr>
     <w:rPr>
-      <w:rFonts w:asciiTheme="majorHAnsi" w:eastAsiaTheme="majorEastAsia" w:hAnsiTheme="majorHAnsi" w:cstheme="majorBidi"/>
+      <w:rFonts/>
       <w:b/>
       <w:bCs/>
       <w:i/>
@@ -1030,7 +868,7 @@
       <w:outlineLvl w:val="4"/>
     </w:pPr>
     <w:rPr>
-      <w:rFonts w:asciiTheme="majorHAnsi" w:eastAsiaTheme="majorEastAsia" w:hAnsiTheme="majorHAnsi" w:cstheme="majorBidi"/>
+      <w:rFonts/>
       <w:color w:val="243F60" w:themeColor="accent1" w:themeShade="7F"/>
     </w:rPr>
   </w:style>
@@ -1051,7 +889,7 @@
       <w:outlineLvl w:val="5"/>
     </w:pPr>
     <w:rPr>
-      <w:rFonts w:asciiTheme="majorHAnsi" w:eastAsiaTheme="majorEastAsia" w:hAnsiTheme="majorHAnsi" w:cstheme="majorBidi"/>
+      <w:rFonts/>
       <w:i/>
       <w:iCs/>
       <w:color w:val="243F60" w:themeColor="accent1" w:themeShade="7F"/>
@@ -1074,7 +912,7 @@
       <w:outlineLvl w:val="6"/>
     </w:pPr>
     <w:rPr>
-      <w:rFonts w:asciiTheme="majorHAnsi" w:eastAsiaTheme="majorEastAsia" w:hAnsiTheme="majorHAnsi" w:cstheme="majorBidi"/>
+      <w:rFonts/>
       <w:i/>
       <w:iCs/>
       <w:color w:val="404040" w:themeColor="text1" w:themeTint="BF"/>
@@ -1097,7 +935,7 @@
       <w:outlineLvl w:val="7"/>
     </w:pPr>
     <w:rPr>
-      <w:rFonts w:asciiTheme="majorHAnsi" w:eastAsiaTheme="majorEastAsia" w:hAnsiTheme="majorHAnsi" w:cstheme="majorBidi"/>
+      <w:rFonts/>
       <w:color w:val="4F81BD" w:themeColor="accent1"/>
       <w:sz w:val="20"/>
       <w:szCs w:val="20"/>
@@ -1120,7 +958,7 @@
       <w:outlineLvl w:val="8"/>
     </w:pPr>
     <w:rPr>
-      <w:rFonts w:asciiTheme="majorHAnsi" w:eastAsiaTheme="majorEastAsia" w:hAnsiTheme="majorHAnsi" w:cstheme="majorBidi"/>
+      <w:rFonts/>
       <w:i/>
       <w:iCs/>
       <w:color w:val="404040" w:themeColor="text1" w:themeTint="BF"/>
@@ -1171,7 +1009,7 @@
     <w:uiPriority w:val="9"/>
     <w:rsid w:val="00FC693F"/>
     <w:rPr>
-      <w:rFonts w:asciiTheme="majorHAnsi" w:eastAsiaTheme="majorEastAsia" w:hAnsiTheme="majorHAnsi" w:cstheme="majorBidi"/>
+      <w:rFonts/>
       <w:b/>
       <w:bCs/>
       <w:color w:val="365F91" w:themeColor="accent1" w:themeShade="BF"/>
@@ -1186,7 +1024,7 @@
     <w:uiPriority w:val="9"/>
     <w:rsid w:val="00FC693F"/>
     <w:rPr>
-      <w:rFonts w:asciiTheme="majorHAnsi" w:eastAsiaTheme="majorEastAsia" w:hAnsiTheme="majorHAnsi" w:cstheme="majorBidi"/>
+      <w:rFonts/>
       <w:b/>
       <w:bCs/>
       <w:color w:val="4F81BD" w:themeColor="accent1"/>
@@ -1201,7 +1039,7 @@
     <w:uiPriority w:val="9"/>
     <w:rsid w:val="00FC693F"/>
     <w:rPr>
-      <w:rFonts w:asciiTheme="majorHAnsi" w:eastAsiaTheme="majorEastAsia" w:hAnsiTheme="majorHAnsi" w:cstheme="majorBidi"/>
+      <w:rFonts/>
       <w:b/>
       <w:bCs/>
       <w:color w:val="4F81BD" w:themeColor="accent1"/>
@@ -1216,19 +1054,17 @@
     <w:qFormat/>
     <w:rsid w:val="00FC693F"/>
     <w:pPr>
-      <w:pBdr>
-        <w:bottom w:val="single" w:sz="8" w:space="4" w:color="4F81BD" w:themeColor="accent1"/>
-      </w:pBdr>
-      <w:spacing w:after="300" w:line="240" w:lineRule="auto"/>
+      <w:spacing w:after="120" w:line="259" w:lineRule="auto"/>
       <w:contextualSpacing/>
     </w:pPr>
     <w:rPr>
-      <w:rFonts w:asciiTheme="majorHAnsi" w:eastAsiaTheme="majorEastAsia" w:hAnsiTheme="majorHAnsi" w:cstheme="majorBidi"/>
-      <w:color w:val="17365D" w:themeColor="text2" w:themeShade="BF"/>
+      <w:rFonts w:ascii="Times New Roman" w:hAnsi="Times New Roman"/>
+      <w:color w:val="000000"/>
       <w:spacing w:val="5"/>
       <w:kern w:val="28"/>
-      <w:sz w:val="52"/>
+      <w:sz w:val="40"/>
       <w:szCs w:val="52"/>
+      <w:lang w:val="ky-KG"/>
     </w:rPr>
   </w:style>
   <w:style w:type="character" w:customStyle="1" w:styleId="TitleChar">
@@ -1238,7 +1074,7 @@
     <w:uiPriority w:val="10"/>
     <w:rsid w:val="00FC693F"/>
     <w:rPr>
-      <w:rFonts w:asciiTheme="majorHAnsi" w:eastAsiaTheme="majorEastAsia" w:hAnsiTheme="majorHAnsi" w:cstheme="majorBidi"/>
+      <w:rFonts/>
       <w:color w:val="17365D" w:themeColor="text2" w:themeShade="BF"/>
       <w:spacing w:val="5"/>
       <w:kern w:val="28"/>
@@ -1260,7 +1096,7 @@
       </w:numPr>
     </w:pPr>
     <w:rPr>
-      <w:rFonts w:asciiTheme="majorHAnsi" w:eastAsiaTheme="majorEastAsia" w:hAnsiTheme="majorHAnsi" w:cstheme="majorBidi"/>
+      <w:rFonts/>
       <w:i/>
       <w:iCs/>
       <w:color w:val="4F81BD" w:themeColor="accent1"/>
@@ -1276,7 +1112,7 @@
     <w:uiPriority w:val="11"/>
     <w:rsid w:val="00FC693F"/>
     <w:rPr>
-      <w:rFonts w:asciiTheme="majorHAnsi" w:eastAsiaTheme="majorEastAsia" w:hAnsiTheme="majorHAnsi" w:cstheme="majorBidi"/>
+      <w:rFonts/>
       <w:i/>
       <w:iCs/>
       <w:color w:val="4F81BD" w:themeColor="accent1"/>
@@ -1401,8 +1237,15 @@
       <w:numPr>
         <w:numId w:val="1"/>
       </w:numPr>
+      <w:spacing w:after="120" w:line="259" w:lineRule="auto"/>
       <w:contextualSpacing/>
     </w:pPr>
+    <w:rPr>
+      <w:rFonts w:ascii="Times New Roman" w:hAnsi="Times New Roman"/>
+      <w:color w:val="000000"/>
+      <w:sz w:val="24"/>
+      <w:lang w:val="ky-KG"/>
+    </w:rPr>
   </w:style>
   <w:style w:type="paragraph" w:styleId="ListBullet2">
     <w:name w:val="List Bullet 2"/>
@@ -1574,7 +1417,7 @@
     <w:semiHidden/>
     <w:rsid w:val="00FC693F"/>
     <w:rPr>
-      <w:rFonts w:asciiTheme="majorHAnsi" w:eastAsiaTheme="majorEastAsia" w:hAnsiTheme="majorHAnsi" w:cstheme="majorBidi"/>
+      <w:rFonts/>
       <w:b/>
       <w:bCs/>
       <w:i/>
@@ -1590,7 +1433,7 @@
     <w:semiHidden/>
     <w:rsid w:val="00FC693F"/>
     <w:rPr>
-      <w:rFonts w:asciiTheme="majorHAnsi" w:eastAsiaTheme="majorEastAsia" w:hAnsiTheme="majorHAnsi" w:cstheme="majorBidi"/>
+      <w:rFonts/>
       <w:color w:val="243F60" w:themeColor="accent1" w:themeShade="7F"/>
     </w:rPr>
   </w:style>
@@ -1602,7 +1445,7 @@
     <w:semiHidden/>
     <w:rsid w:val="00FC693F"/>
     <w:rPr>
-      <w:rFonts w:asciiTheme="majorHAnsi" w:eastAsiaTheme="majorEastAsia" w:hAnsiTheme="majorHAnsi" w:cstheme="majorBidi"/>
+      <w:rFonts/>
       <w:i/>
       <w:iCs/>
       <w:color w:val="243F60" w:themeColor="accent1" w:themeShade="7F"/>
@@ -1616,7 +1459,7 @@
     <w:semiHidden/>
     <w:rsid w:val="00FC693F"/>
     <w:rPr>
-      <w:rFonts w:asciiTheme="majorHAnsi" w:eastAsiaTheme="majorEastAsia" w:hAnsiTheme="majorHAnsi" w:cstheme="majorBidi"/>
+      <w:rFonts/>
       <w:i/>
       <w:iCs/>
       <w:color w:val="404040" w:themeColor="text1" w:themeTint="BF"/>
@@ -1630,7 +1473,7 @@
     <w:semiHidden/>
     <w:rsid w:val="00FC693F"/>
     <w:rPr>
-      <w:rFonts w:asciiTheme="majorHAnsi" w:eastAsiaTheme="majorEastAsia" w:hAnsiTheme="majorHAnsi" w:cstheme="majorBidi"/>
+      <w:rFonts/>
       <w:color w:val="4F81BD" w:themeColor="accent1"/>
       <w:sz w:val="20"/>
       <w:szCs w:val="20"/>
@@ -1644,7 +1487,7 @@
     <w:semiHidden/>
     <w:rsid w:val="00FC693F"/>
     <w:rPr>
-      <w:rFonts w:asciiTheme="majorHAnsi" w:eastAsiaTheme="majorEastAsia" w:hAnsiTheme="majorHAnsi" w:cstheme="majorBidi"/>
+      <w:rFonts/>
       <w:i/>
       <w:iCs/>
       <w:color w:val="404040" w:themeColor="text1" w:themeTint="BF"/>
@@ -1703,9 +1546,6 @@
     <w:qFormat/>
     <w:rsid w:val="00FC693F"/>
     <w:pPr>
-      <w:pBdr>
-        <w:bottom w:val="single" w:sz="4" w:space="4" w:color="4F81BD" w:themeColor="accent1"/>
-      </w:pBdr>
       <w:spacing w:before="200" w:after="280"/>
       <w:ind w:left="936" w:right="936"/>
     </w:pPr>
@@ -3233,7 +3073,7 @@
         <w:spacing w:before="0" w:after="0" w:line="240" w:lineRule="auto"/>
       </w:pPr>
       <w:rPr>
-        <w:rFonts w:asciiTheme="majorHAnsi" w:eastAsiaTheme="majorEastAsia" w:hAnsiTheme="majorHAnsi" w:cstheme="majorBidi"/>
+        <w:rFonts/>
         <w:b/>
         <w:bCs/>
       </w:rPr>
@@ -3254,7 +3094,7 @@
         <w:spacing w:before="0" w:after="0" w:line="240" w:lineRule="auto"/>
       </w:pPr>
       <w:rPr>
-        <w:rFonts w:asciiTheme="majorHAnsi" w:eastAsiaTheme="majorEastAsia" w:hAnsiTheme="majorHAnsi" w:cstheme="majorBidi"/>
+        <w:rFonts/>
         <w:b/>
         <w:bCs/>
       </w:rPr>
@@ -3272,14 +3112,14 @@
     </w:tblStylePr>
     <w:tblStylePr w:type="firstCol">
       <w:rPr>
-        <w:rFonts w:asciiTheme="majorHAnsi" w:eastAsiaTheme="majorEastAsia" w:hAnsiTheme="majorHAnsi" w:cstheme="majorBidi"/>
+        <w:rFonts/>
         <w:b/>
         <w:bCs/>
       </w:rPr>
     </w:tblStylePr>
     <w:tblStylePr w:type="lastCol">
       <w:rPr>
-        <w:rFonts w:asciiTheme="majorHAnsi" w:eastAsiaTheme="majorEastAsia" w:hAnsiTheme="majorHAnsi" w:cstheme="majorBidi"/>
+        <w:rFonts/>
         <w:b/>
         <w:bCs/>
       </w:rPr>
@@ -3363,7 +3203,7 @@
         <w:spacing w:before="0" w:after="0" w:line="240" w:lineRule="auto"/>
       </w:pPr>
       <w:rPr>
-        <w:rFonts w:asciiTheme="majorHAnsi" w:eastAsiaTheme="majorEastAsia" w:hAnsiTheme="majorHAnsi" w:cstheme="majorBidi"/>
+        <w:rFonts/>
         <w:b/>
         <w:bCs/>
       </w:rPr>
@@ -3384,7 +3224,7 @@
         <w:spacing w:before="0" w:after="0" w:line="240" w:lineRule="auto"/>
       </w:pPr>
       <w:rPr>
-        <w:rFonts w:asciiTheme="majorHAnsi" w:eastAsiaTheme="majorEastAsia" w:hAnsiTheme="majorHAnsi" w:cstheme="majorBidi"/>
+        <w:rFonts/>
         <w:b/>
         <w:bCs/>
       </w:rPr>
@@ -3402,14 +3242,14 @@
     </w:tblStylePr>
     <w:tblStylePr w:type="firstCol">
       <w:rPr>
-        <w:rFonts w:asciiTheme="majorHAnsi" w:eastAsiaTheme="majorEastAsia" w:hAnsiTheme="majorHAnsi" w:cstheme="majorBidi"/>
+        <w:rFonts/>
         <w:b/>
         <w:bCs/>
       </w:rPr>
     </w:tblStylePr>
     <w:tblStylePr w:type="lastCol">
       <w:rPr>
-        <w:rFonts w:asciiTheme="majorHAnsi" w:eastAsiaTheme="majorEastAsia" w:hAnsiTheme="majorHAnsi" w:cstheme="majorBidi"/>
+        <w:rFonts/>
         <w:b/>
         <w:bCs/>
       </w:rPr>
@@ -3493,7 +3333,7 @@
         <w:spacing w:before="0" w:after="0" w:line="240" w:lineRule="auto"/>
       </w:pPr>
       <w:rPr>
-        <w:rFonts w:asciiTheme="majorHAnsi" w:eastAsiaTheme="majorEastAsia" w:hAnsiTheme="majorHAnsi" w:cstheme="majorBidi"/>
+        <w:rFonts/>
         <w:b/>
         <w:bCs/>
       </w:rPr>
@@ -3514,7 +3354,7 @@
         <w:spacing w:before="0" w:after="0" w:line="240" w:lineRule="auto"/>
       </w:pPr>
       <w:rPr>
-        <w:rFonts w:asciiTheme="majorHAnsi" w:eastAsiaTheme="majorEastAsia" w:hAnsiTheme="majorHAnsi" w:cstheme="majorBidi"/>
+        <w:rFonts/>
         <w:b/>
         <w:bCs/>
       </w:rPr>
@@ -3532,14 +3372,14 @@
     </w:tblStylePr>
     <w:tblStylePr w:type="firstCol">
       <w:rPr>
-        <w:rFonts w:asciiTheme="majorHAnsi" w:eastAsiaTheme="majorEastAsia" w:hAnsiTheme="majorHAnsi" w:cstheme="majorBidi"/>
+        <w:rFonts/>
         <w:b/>
         <w:bCs/>
       </w:rPr>
     </w:tblStylePr>
     <w:tblStylePr w:type="lastCol">
       <w:rPr>
-        <w:rFonts w:asciiTheme="majorHAnsi" w:eastAsiaTheme="majorEastAsia" w:hAnsiTheme="majorHAnsi" w:cstheme="majorBidi"/>
+        <w:rFonts/>
         <w:b/>
         <w:bCs/>
       </w:rPr>
@@ -3623,7 +3463,7 @@
         <w:spacing w:before="0" w:after="0" w:line="240" w:lineRule="auto"/>
       </w:pPr>
       <w:rPr>
-        <w:rFonts w:asciiTheme="majorHAnsi" w:eastAsiaTheme="majorEastAsia" w:hAnsiTheme="majorHAnsi" w:cstheme="majorBidi"/>
+        <w:rFonts/>
         <w:b/>
         <w:bCs/>
       </w:rPr>
@@ -3644,7 +3484,7 @@
         <w:spacing w:before="0" w:after="0" w:line="240" w:lineRule="auto"/>
       </w:pPr>
       <w:rPr>
-        <w:rFonts w:asciiTheme="majorHAnsi" w:eastAsiaTheme="majorEastAsia" w:hAnsiTheme="majorHAnsi" w:cstheme="majorBidi"/>
+        <w:rFonts/>
         <w:b/>
         <w:bCs/>
       </w:rPr>
@@ -3662,14 +3502,14 @@
     </w:tblStylePr>
     <w:tblStylePr w:type="firstCol">
       <w:rPr>
-        <w:rFonts w:asciiTheme="majorHAnsi" w:eastAsiaTheme="majorEastAsia" w:hAnsiTheme="majorHAnsi" w:cstheme="majorBidi"/>
+        <w:rFonts/>
         <w:b/>
         <w:bCs/>
       </w:rPr>
     </w:tblStylePr>
     <w:tblStylePr w:type="lastCol">
       <w:rPr>
-        <w:rFonts w:asciiTheme="majorHAnsi" w:eastAsiaTheme="majorEastAsia" w:hAnsiTheme="majorHAnsi" w:cstheme="majorBidi"/>
+        <w:rFonts/>
         <w:b/>
         <w:bCs/>
       </w:rPr>
@@ -3753,7 +3593,7 @@
         <w:spacing w:before="0" w:after="0" w:line="240" w:lineRule="auto"/>
       </w:pPr>
       <w:rPr>
-        <w:rFonts w:asciiTheme="majorHAnsi" w:eastAsiaTheme="majorEastAsia" w:hAnsiTheme="majorHAnsi" w:cstheme="majorBidi"/>
+        <w:rFonts/>
         <w:b/>
         <w:bCs/>
       </w:rPr>
@@ -3774,7 +3614,7 @@
         <w:spacing w:before="0" w:after="0" w:line="240" w:lineRule="auto"/>
       </w:pPr>
       <w:rPr>
-        <w:rFonts w:asciiTheme="majorHAnsi" w:eastAsiaTheme="majorEastAsia" w:hAnsiTheme="majorHAnsi" w:cstheme="majorBidi"/>
+        <w:rFonts/>
         <w:b/>
         <w:bCs/>
       </w:rPr>
@@ -3792,14 +3632,14 @@
     </w:tblStylePr>
     <w:tblStylePr w:type="firstCol">
       <w:rPr>
-        <w:rFonts w:asciiTheme="majorHAnsi" w:eastAsiaTheme="majorEastAsia" w:hAnsiTheme="majorHAnsi" w:cstheme="majorBidi"/>
+        <w:rFonts/>
         <w:b/>
         <w:bCs/>
       </w:rPr>
     </w:tblStylePr>
     <w:tblStylePr w:type="lastCol">
       <w:rPr>
-        <w:rFonts w:asciiTheme="majorHAnsi" w:eastAsiaTheme="majorEastAsia" w:hAnsiTheme="majorHAnsi" w:cstheme="majorBidi"/>
+        <w:rFonts/>
         <w:b/>
         <w:bCs/>
       </w:rPr>
@@ -3883,7 +3723,7 @@
         <w:spacing w:before="0" w:after="0" w:line="240" w:lineRule="auto"/>
       </w:pPr>
       <w:rPr>
-        <w:rFonts w:asciiTheme="majorHAnsi" w:eastAsiaTheme="majorEastAsia" w:hAnsiTheme="majorHAnsi" w:cstheme="majorBidi"/>
+        <w:rFonts/>
         <w:b/>
         <w:bCs/>
       </w:rPr>
@@ -3904,7 +3744,7 @@
         <w:spacing w:before="0" w:after="0" w:line="240" w:lineRule="auto"/>
       </w:pPr>
       <w:rPr>
-        <w:rFonts w:asciiTheme="majorHAnsi" w:eastAsiaTheme="majorEastAsia" w:hAnsiTheme="majorHAnsi" w:cstheme="majorBidi"/>
+        <w:rFonts/>
         <w:b/>
         <w:bCs/>
       </w:rPr>
@@ -3922,14 +3762,14 @@
     </w:tblStylePr>
     <w:tblStylePr w:type="firstCol">
       <w:rPr>
-        <w:rFonts w:asciiTheme="majorHAnsi" w:eastAsiaTheme="majorEastAsia" w:hAnsiTheme="majorHAnsi" w:cstheme="majorBidi"/>
+        <w:rFonts/>
         <w:b/>
         <w:bCs/>
       </w:rPr>
     </w:tblStylePr>
     <w:tblStylePr w:type="lastCol">
       <w:rPr>
-        <w:rFonts w:asciiTheme="majorHAnsi" w:eastAsiaTheme="majorEastAsia" w:hAnsiTheme="majorHAnsi" w:cstheme="majorBidi"/>
+        <w:rFonts/>
         <w:b/>
         <w:bCs/>
       </w:rPr>
@@ -4013,7 +3853,7 @@
         <w:spacing w:before="0" w:after="0" w:line="240" w:lineRule="auto"/>
       </w:pPr>
       <w:rPr>
-        <w:rFonts w:asciiTheme="majorHAnsi" w:eastAsiaTheme="majorEastAsia" w:hAnsiTheme="majorHAnsi" w:cstheme="majorBidi"/>
+        <w:rFonts/>
         <w:b/>
         <w:bCs/>
       </w:rPr>
@@ -4034,7 +3874,7 @@
         <w:spacing w:before="0" w:after="0" w:line="240" w:lineRule="auto"/>
       </w:pPr>
       <w:rPr>
-        <w:rFonts w:asciiTheme="majorHAnsi" w:eastAsiaTheme="majorEastAsia" w:hAnsiTheme="majorHAnsi" w:cstheme="majorBidi"/>
+        <w:rFonts/>
         <w:b/>
         <w:bCs/>
       </w:rPr>
@@ -4052,14 +3892,14 @@
     </w:tblStylePr>
     <w:tblStylePr w:type="firstCol">
       <w:rPr>
-        <w:rFonts w:asciiTheme="majorHAnsi" w:eastAsiaTheme="majorEastAsia" w:hAnsiTheme="majorHAnsi" w:cstheme="majorBidi"/>
+        <w:rFonts/>
         <w:b/>
         <w:bCs/>
       </w:rPr>
     </w:tblStylePr>
     <w:tblStylePr w:type="lastCol">
       <w:rPr>
-        <w:rFonts w:asciiTheme="majorHAnsi" w:eastAsiaTheme="majorEastAsia" w:hAnsiTheme="majorHAnsi" w:cstheme="majorBidi"/>
+        <w:rFonts/>
         <w:b/>
         <w:bCs/>
       </w:rPr>
@@ -5924,7 +5764,7 @@
     </w:tblPr>
     <w:tblStylePr w:type="firstRow">
       <w:rPr>
-        <w:rFonts w:asciiTheme="majorHAnsi" w:eastAsiaTheme="majorEastAsia" w:hAnsiTheme="majorHAnsi" w:cstheme="majorBidi"/>
+        <w:rFonts/>
       </w:rPr>
       <w:tblPr/>
       <w:tcPr>
@@ -6008,7 +5848,7 @@
     </w:tblPr>
     <w:tblStylePr w:type="firstRow">
       <w:rPr>
-        <w:rFonts w:asciiTheme="majorHAnsi" w:eastAsiaTheme="majorEastAsia" w:hAnsiTheme="majorHAnsi" w:cstheme="majorBidi"/>
+        <w:rFonts/>
       </w:rPr>
       <w:tblPr/>
       <w:tcPr>
@@ -6092,7 +5932,7 @@
     </w:tblPr>
     <w:tblStylePr w:type="firstRow">
       <w:rPr>
-        <w:rFonts w:asciiTheme="majorHAnsi" w:eastAsiaTheme="majorEastAsia" w:hAnsiTheme="majorHAnsi" w:cstheme="majorBidi"/>
+        <w:rFonts/>
       </w:rPr>
       <w:tblPr/>
       <w:tcPr>
@@ -6176,7 +6016,7 @@
     </w:tblPr>
     <w:tblStylePr w:type="firstRow">
       <w:rPr>
-        <w:rFonts w:asciiTheme="majorHAnsi" w:eastAsiaTheme="majorEastAsia" w:hAnsiTheme="majorHAnsi" w:cstheme="majorBidi"/>
+        <w:rFonts/>
       </w:rPr>
       <w:tblPr/>
       <w:tcPr>
@@ -6260,7 +6100,7 @@
     </w:tblPr>
     <w:tblStylePr w:type="firstRow">
       <w:rPr>
-        <w:rFonts w:asciiTheme="majorHAnsi" w:eastAsiaTheme="majorEastAsia" w:hAnsiTheme="majorHAnsi" w:cstheme="majorBidi"/>
+        <w:rFonts/>
       </w:rPr>
       <w:tblPr/>
       <w:tcPr>
@@ -6344,7 +6184,7 @@
     </w:tblPr>
     <w:tblStylePr w:type="firstRow">
       <w:rPr>
-        <w:rFonts w:asciiTheme="majorHAnsi" w:eastAsiaTheme="majorEastAsia" w:hAnsiTheme="majorHAnsi" w:cstheme="majorBidi"/>
+        <w:rFonts/>
       </w:rPr>
       <w:tblPr/>
       <w:tcPr>
@@ -6428,7 +6268,7 @@
     </w:tblPr>
     <w:tblStylePr w:type="firstRow">
       <w:rPr>
-        <w:rFonts w:asciiTheme="majorHAnsi" w:eastAsiaTheme="majorEastAsia" w:hAnsiTheme="majorHAnsi" w:cstheme="majorBidi"/>
+        <w:rFonts/>
       </w:rPr>
       <w:tblPr/>
       <w:tcPr>
@@ -6493,7 +6333,7 @@
       <w:spacing w:after="0" w:line="240" w:lineRule="auto"/>
     </w:pPr>
     <w:rPr>
-      <w:rFonts w:asciiTheme="majorHAnsi" w:eastAsiaTheme="majorEastAsia" w:hAnsiTheme="majorHAnsi" w:cstheme="majorBidi"/>
+      <w:rFonts/>
       <w:color w:val="000000" w:themeColor="text1"/>
     </w:rPr>
     <w:tblPr>
@@ -6621,7 +6461,7 @@
       <w:spacing w:after="0" w:line="240" w:lineRule="auto"/>
     </w:pPr>
     <w:rPr>
-      <w:rFonts w:asciiTheme="majorHAnsi" w:eastAsiaTheme="majorEastAsia" w:hAnsiTheme="majorHAnsi" w:cstheme="majorBidi"/>
+      <w:rFonts/>
       <w:color w:val="000000" w:themeColor="text1"/>
     </w:rPr>
     <w:tblPr>
@@ -6749,7 +6589,7 @@
       <w:spacing w:after="0" w:line="240" w:lineRule="auto"/>
     </w:pPr>
     <w:rPr>
-      <w:rFonts w:asciiTheme="majorHAnsi" w:eastAsiaTheme="majorEastAsia" w:hAnsiTheme="majorHAnsi" w:cstheme="majorBidi"/>
+      <w:rFonts/>
       <w:color w:val="000000" w:themeColor="text1"/>
     </w:rPr>
     <w:tblPr>
@@ -6877,7 +6717,7 @@
       <w:spacing w:after="0" w:line="240" w:lineRule="auto"/>
     </w:pPr>
     <w:rPr>
-      <w:rFonts w:asciiTheme="majorHAnsi" w:eastAsiaTheme="majorEastAsia" w:hAnsiTheme="majorHAnsi" w:cstheme="majorBidi"/>
+      <w:rFonts/>
       <w:color w:val="000000" w:themeColor="text1"/>
     </w:rPr>
     <w:tblPr>
@@ -7005,7 +6845,7 @@
       <w:spacing w:after="0" w:line="240" w:lineRule="auto"/>
     </w:pPr>
     <w:rPr>
-      <w:rFonts w:asciiTheme="majorHAnsi" w:eastAsiaTheme="majorEastAsia" w:hAnsiTheme="majorHAnsi" w:cstheme="majorBidi"/>
+      <w:rFonts/>
       <w:color w:val="000000" w:themeColor="text1"/>
     </w:rPr>
     <w:tblPr>
@@ -7133,7 +6973,7 @@
       <w:spacing w:after="0" w:line="240" w:lineRule="auto"/>
     </w:pPr>
     <w:rPr>
-      <w:rFonts w:asciiTheme="majorHAnsi" w:eastAsiaTheme="majorEastAsia" w:hAnsiTheme="majorHAnsi" w:cstheme="majorBidi"/>
+      <w:rFonts/>
       <w:color w:val="000000" w:themeColor="text1"/>
     </w:rPr>
     <w:tblPr>
@@ -7261,7 +7101,7 @@
       <w:spacing w:after="0" w:line="240" w:lineRule="auto"/>
     </w:pPr>
     <w:rPr>
-      <w:rFonts w:asciiTheme="majorHAnsi" w:eastAsiaTheme="majorEastAsia" w:hAnsiTheme="majorHAnsi" w:cstheme="majorBidi"/>
+      <w:rFonts/>
       <w:color w:val="000000" w:themeColor="text1"/>
     </w:rPr>
     <w:tblPr>
@@ -7900,7 +7740,7 @@
       <w:spacing w:after="0" w:line="240" w:lineRule="auto"/>
     </w:pPr>
     <w:rPr>
-      <w:rFonts w:asciiTheme="majorHAnsi" w:eastAsiaTheme="majorEastAsia" w:hAnsiTheme="majorHAnsi" w:cstheme="majorBidi"/>
+      <w:rFonts/>
       <w:color w:val="000000" w:themeColor="text1"/>
     </w:rPr>
     <w:tblPr>
@@ -8025,7 +7865,7 @@
       <w:spacing w:after="0" w:line="240" w:lineRule="auto"/>
     </w:pPr>
     <w:rPr>
-      <w:rFonts w:asciiTheme="majorHAnsi" w:eastAsiaTheme="majorEastAsia" w:hAnsiTheme="majorHAnsi" w:cstheme="majorBidi"/>
+      <w:rFonts/>
       <w:color w:val="000000" w:themeColor="text1"/>
     </w:rPr>
     <w:tblPr>
@@ -8150,7 +7990,7 @@
       <w:spacing w:after="0" w:line="240" w:lineRule="auto"/>
     </w:pPr>
     <w:rPr>
-      <w:rFonts w:asciiTheme="majorHAnsi" w:eastAsiaTheme="majorEastAsia" w:hAnsiTheme="majorHAnsi" w:cstheme="majorBidi"/>
+      <w:rFonts/>
       <w:color w:val="000000" w:themeColor="text1"/>
     </w:rPr>
     <w:tblPr>
@@ -8275,7 +8115,7 @@
       <w:spacing w:after="0" w:line="240" w:lineRule="auto"/>
     </w:pPr>
     <w:rPr>
-      <w:rFonts w:asciiTheme="majorHAnsi" w:eastAsiaTheme="majorEastAsia" w:hAnsiTheme="majorHAnsi" w:cstheme="majorBidi"/>
+      <w:rFonts/>
       <w:color w:val="000000" w:themeColor="text1"/>
     </w:rPr>
     <w:tblPr>
@@ -8400,7 +8240,7 @@
       <w:spacing w:after="0" w:line="240" w:lineRule="auto"/>
     </w:pPr>
     <w:rPr>
-      <w:rFonts w:asciiTheme="majorHAnsi" w:eastAsiaTheme="majorEastAsia" w:hAnsiTheme="majorHAnsi" w:cstheme="majorBidi"/>
+      <w:rFonts/>
       <w:color w:val="000000" w:themeColor="text1"/>
     </w:rPr>
     <w:tblPr>
@@ -8525,7 +8365,7 @@
       <w:spacing w:after="0" w:line="240" w:lineRule="auto"/>
     </w:pPr>
     <w:rPr>
-      <w:rFonts w:asciiTheme="majorHAnsi" w:eastAsiaTheme="majorEastAsia" w:hAnsiTheme="majorHAnsi" w:cstheme="majorBidi"/>
+      <w:rFonts/>
       <w:color w:val="000000" w:themeColor="text1"/>
     </w:rPr>
     <w:tblPr>
@@ -8650,7 +8490,7 @@
       <w:spacing w:after="0" w:line="240" w:lineRule="auto"/>
     </w:pPr>
     <w:rPr>
-      <w:rFonts w:asciiTheme="majorHAnsi" w:eastAsiaTheme="majorEastAsia" w:hAnsiTheme="majorHAnsi" w:cstheme="majorBidi"/>
+      <w:rFonts/>
       <w:color w:val="000000" w:themeColor="text1"/>
     </w:rPr>
     <w:tblPr>
